--- a/tillsyn/A 11372-2026 tillsynsbegäran.docx
+++ b/tillsyn/A 11372-2026 tillsynsbegäran.docx
@@ -88,6 +88,17 @@
       </w:pPr>
       <w:r>
         <w:t>Figur 1. Fyndplatser för naturvårdsarter i det avverkningsanmälda området (röd linje). Markörer utan svart kant är placerade på fyndplatsen. Markörer med svart kant är placerade vid sidan av fyndplatsen och har ett svart streck som visar fyndplatsens exakta position. Kartans mittpunktskoordinat är N 6712556, E 575405 i SWEREF 99 TM.</w:t>
+      </w:r>
+    </w:p>
+    <w:p>
+      <w:r>
+        <w:rPr>
+          <w:b/>
+        </w:rPr>
+        <w:t xml:space="preserve">Vågbandad barkbock </w:t>
+      </w:r>
+      <w:r>
+        <w:t>är en långhorning vars larvutveckling sker under bark på nyligen döda stående barrträd, främst gran, mer undantagsvis på tall. Främst i stående träd, särskilt gamla, långsamvuxna granar med grov bark, även i grövre grenar, stubbar eller vindfällen. Arten är starkt knuten till naturskogsliknande granskogar, och gynnas av extrema torrsomrar som försvagar träden. Arten påverkas negativt av brist på kontinuitetsskog och en minskning av populationen pågår eller förväntas ske (SLU Artdatabanken, 2025).</w:t>
       </w:r>
     </w:p>
     <w:p>
@@ -564,7 +575,7 @@
     <w:r>
       <w:tab/>
       <w:tab/>
-      <w:t>2026-03-13</w:t>
+      <w:t>2026-03-16</w:t>
       <w:br/>
       <w:br/>
     </w:r>

--- a/tillsyn/A 11372-2026 tillsynsbegäran.docx
+++ b/tillsyn/A 11372-2026 tillsynsbegäran.docx
@@ -575,7 +575,7 @@
     <w:r>
       <w:tab/>
       <w:tab/>
-      <w:t>2026-03-16</w:t>
+      <w:t>2026-03-17</w:t>
       <w:br/>
       <w:br/>
     </w:r>

--- a/tillsyn/A 11372-2026 tillsynsbegäran.docx
+++ b/tillsyn/A 11372-2026 tillsynsbegäran.docx
@@ -575,7 +575,7 @@
     <w:r>
       <w:tab/>
       <w:tab/>
-      <w:t>2026-03-17</w:t>
+      <w:t>2026-03-18</w:t>
       <w:br/>
       <w:br/>
     </w:r>

--- a/tillsyn/A 11372-2026 tillsynsbegäran.docx
+++ b/tillsyn/A 11372-2026 tillsynsbegäran.docx
@@ -575,7 +575,7 @@
     <w:r>
       <w:tab/>
       <w:tab/>
-      <w:t>2026-03-18</w:t>
+      <w:t>2026-03-19</w:t>
       <w:br/>
       <w:br/>
     </w:r>

--- a/tillsyn/A 11372-2026 tillsynsbegäran.docx
+++ b/tillsyn/A 11372-2026 tillsynsbegäran.docx
@@ -575,7 +575,7 @@
     <w:r>
       <w:tab/>
       <w:tab/>
-      <w:t>2026-03-19</w:t>
+      <w:t>2026-03-20</w:t>
       <w:br/>
       <w:br/>
     </w:r>

--- a/tillsyn/A 11372-2026 tillsynsbegäran.docx
+++ b/tillsyn/A 11372-2026 tillsynsbegäran.docx
@@ -575,7 +575,7 @@
     <w:r>
       <w:tab/>
       <w:tab/>
-      <w:t>2026-03-20</w:t>
+      <w:t>2026-03-21</w:t>
       <w:br/>
       <w:br/>
     </w:r>

--- a/tillsyn/A 11372-2026 tillsynsbegäran.docx
+++ b/tillsyn/A 11372-2026 tillsynsbegäran.docx
@@ -575,7 +575,7 @@
     <w:r>
       <w:tab/>
       <w:tab/>
-      <w:t>2026-03-21</w:t>
+      <w:t>2026-03-22</w:t>
       <w:br/>
       <w:br/>
     </w:r>

--- a/tillsyn/A 11372-2026 tillsynsbegäran.docx
+++ b/tillsyn/A 11372-2026 tillsynsbegäran.docx
@@ -575,7 +575,7 @@
     <w:r>
       <w:tab/>
       <w:tab/>
-      <w:t>2026-03-22</w:t>
+      <w:t>2026-03-23</w:t>
       <w:br/>
       <w:br/>
     </w:r>

--- a/tillsyn/A 11372-2026 tillsynsbegäran.docx
+++ b/tillsyn/A 11372-2026 tillsynsbegäran.docx
@@ -575,7 +575,7 @@
     <w:r>
       <w:tab/>
       <w:tab/>
-      <w:t>2026-03-23</w:t>
+      <w:t>2026-03-24</w:t>
       <w:br/>
       <w:br/>
     </w:r>

--- a/tillsyn/A 11372-2026 tillsynsbegäran.docx
+++ b/tillsyn/A 11372-2026 tillsynsbegäran.docx
@@ -575,7 +575,7 @@
     <w:r>
       <w:tab/>
       <w:tab/>
-      <w:t>2026-03-24</w:t>
+      <w:t>2026-03-25</w:t>
       <w:br/>
       <w:br/>
     </w:r>

--- a/tillsyn/A 11372-2026 tillsynsbegäran.docx
+++ b/tillsyn/A 11372-2026 tillsynsbegäran.docx
@@ -575,7 +575,7 @@
     <w:r>
       <w:tab/>
       <w:tab/>
-      <w:t>2026-03-25</w:t>
+      <w:t>2026-03-26</w:t>
       <w:br/>
       <w:br/>
     </w:r>

--- a/tillsyn/A 11372-2026 tillsynsbegäran.docx
+++ b/tillsyn/A 11372-2026 tillsynsbegäran.docx
@@ -575,7 +575,7 @@
     <w:r>
       <w:tab/>
       <w:tab/>
-      <w:t>2026-03-26</w:t>
+      <w:t>2026-03-27</w:t>
       <w:br/>
       <w:br/>
     </w:r>

--- a/tillsyn/A 11372-2026 tillsynsbegäran.docx
+++ b/tillsyn/A 11372-2026 tillsynsbegäran.docx
@@ -575,7 +575,7 @@
     <w:r>
       <w:tab/>
       <w:tab/>
-      <w:t>2026-03-27</w:t>
+      <w:t>2026-03-28</w:t>
       <w:br/>
       <w:br/>
     </w:r>

--- a/tillsyn/A 11372-2026 tillsynsbegäran.docx
+++ b/tillsyn/A 11372-2026 tillsynsbegäran.docx
@@ -575,7 +575,7 @@
     <w:r>
       <w:tab/>
       <w:tab/>
-      <w:t>2026-03-28</w:t>
+      <w:t>2026-03-29</w:t>
       <w:br/>
       <w:br/>
     </w:r>

--- a/tillsyn/A 11372-2026 tillsynsbegäran.docx
+++ b/tillsyn/A 11372-2026 tillsynsbegäran.docx
@@ -575,7 +575,7 @@
     <w:r>
       <w:tab/>
       <w:tab/>
-      <w:t>2026-03-29</w:t>
+      <w:t>2026-03-30</w:t>
       <w:br/>
       <w:br/>
     </w:r>

--- a/tillsyn/A 11372-2026 tillsynsbegäran.docx
+++ b/tillsyn/A 11372-2026 tillsynsbegäran.docx
@@ -575,7 +575,7 @@
     <w:r>
       <w:tab/>
       <w:tab/>
-      <w:t>2026-03-30</w:t>
+      <w:t>2026-03-31</w:t>
       <w:br/>
       <w:br/>
     </w:r>

--- a/tillsyn/A 11372-2026 tillsynsbegäran.docx
+++ b/tillsyn/A 11372-2026 tillsynsbegäran.docx
@@ -575,7 +575,7 @@
     <w:r>
       <w:tab/>
       <w:tab/>
-      <w:t>2026-03-31</w:t>
+      <w:t>2026-04-01</w:t>
       <w:br/>
       <w:br/>
     </w:r>

--- a/tillsyn/A 11372-2026 tillsynsbegäran.docx
+++ b/tillsyn/A 11372-2026 tillsynsbegäran.docx
@@ -575,7 +575,7 @@
     <w:r>
       <w:tab/>
       <w:tab/>
-      <w:t>2026-04-01</w:t>
+      <w:t>2026-04-02</w:t>
       <w:br/>
       <w:br/>
     </w:r>

--- a/tillsyn/A 11372-2026 tillsynsbegäran.docx
+++ b/tillsyn/A 11372-2026 tillsynsbegäran.docx
@@ -575,7 +575,7 @@
     <w:r>
       <w:tab/>
       <w:tab/>
-      <w:t>2026-04-02</w:t>
+      <w:t>2026-04-03</w:t>
       <w:br/>
       <w:br/>
     </w:r>

--- a/tillsyn/A 11372-2026 tillsynsbegäran.docx
+++ b/tillsyn/A 11372-2026 tillsynsbegäran.docx
@@ -575,7 +575,7 @@
     <w:r>
       <w:tab/>
       <w:tab/>
-      <w:t>2026-04-03</w:t>
+      <w:t>2026-04-04</w:t>
       <w:br/>
       <w:br/>
     </w:r>

--- a/tillsyn/A 11372-2026 tillsynsbegäran.docx
+++ b/tillsyn/A 11372-2026 tillsynsbegäran.docx
@@ -575,7 +575,7 @@
     <w:r>
       <w:tab/>
       <w:tab/>
-      <w:t>2026-04-14</w:t>
+      <w:t>2026-04-15</w:t>
       <w:br/>
       <w:br/>
     </w:r>

--- a/tillsyn/A 11372-2026 tillsynsbegäran.docx
+++ b/tillsyn/A 11372-2026 tillsynsbegäran.docx
@@ -575,7 +575,7 @@
     <w:r>
       <w:tab/>
       <w:tab/>
-      <w:t>2026-04-15</w:t>
+      <w:t>2026-04-16</w:t>
       <w:br/>
       <w:br/>
     </w:r>

--- a/tillsyn/A 11372-2026 tillsynsbegäran.docx
+++ b/tillsyn/A 11372-2026 tillsynsbegäran.docx
@@ -575,7 +575,7 @@
     <w:r>
       <w:tab/>
       <w:tab/>
-      <w:t>2026-04-16</w:t>
+      <w:t>2026-04-17</w:t>
       <w:br/>
       <w:br/>
     </w:r>

--- a/tillsyn/A 11372-2026 tillsynsbegäran.docx
+++ b/tillsyn/A 11372-2026 tillsynsbegäran.docx
@@ -575,7 +575,7 @@
     <w:r>
       <w:tab/>
       <w:tab/>
-      <w:t>2026-04-17</w:t>
+      <w:t>2026-04-18</w:t>
       <w:br/>
       <w:br/>
     </w:r>

--- a/tillsyn/A 11372-2026 tillsynsbegäran.docx
+++ b/tillsyn/A 11372-2026 tillsynsbegäran.docx
@@ -575,7 +575,7 @@
     <w:r>
       <w:tab/>
       <w:tab/>
-      <w:t>2026-04-18</w:t>
+      <w:t>2026-04-19</w:t>
       <w:br/>
       <w:br/>
     </w:r>

--- a/tillsyn/A 11372-2026 tillsynsbegäran.docx
+++ b/tillsyn/A 11372-2026 tillsynsbegäran.docx
@@ -575,7 +575,7 @@
     <w:r>
       <w:tab/>
       <w:tab/>
-      <w:t>2026-04-19</w:t>
+      <w:t>2026-04-20</w:t>
       <w:br/>
       <w:br/>
     </w:r>

--- a/tillsyn/A 11372-2026 tillsynsbegäran.docx
+++ b/tillsyn/A 11372-2026 tillsynsbegäran.docx
@@ -575,7 +575,7 @@
     <w:r>
       <w:tab/>
       <w:tab/>
-      <w:t>2026-04-20</w:t>
+      <w:t>2026-04-21</w:t>
       <w:br/>
       <w:br/>
     </w:r>

--- a/tillsyn/A 11372-2026 tillsynsbegäran.docx
+++ b/tillsyn/A 11372-2026 tillsynsbegäran.docx
@@ -575,7 +575,7 @@
     <w:r>
       <w:tab/>
       <w:tab/>
-      <w:t>2026-04-21</w:t>
+      <w:t>2026-04-22</w:t>
       <w:br/>
       <w:br/>
     </w:r>

--- a/tillsyn/A 11372-2026 tillsynsbegäran.docx
+++ b/tillsyn/A 11372-2026 tillsynsbegäran.docx
@@ -575,7 +575,7 @@
     <w:r>
       <w:tab/>
       <w:tab/>
-      <w:t>2026-04-22</w:t>
+      <w:t>2026-04-23</w:t>
       <w:br/>
       <w:br/>
     </w:r>

--- a/tillsyn/A 11372-2026 tillsynsbegäran.docx
+++ b/tillsyn/A 11372-2026 tillsynsbegäran.docx
@@ -575,7 +575,7 @@
     <w:r>
       <w:tab/>
       <w:tab/>
-      <w:t>2026-04-23</w:t>
+      <w:t>2026-04-24</w:t>
       <w:br/>
       <w:br/>
     </w:r>

--- a/tillsyn/A 11372-2026 tillsynsbegäran.docx
+++ b/tillsyn/A 11372-2026 tillsynsbegäran.docx
@@ -575,7 +575,7 @@
     <w:r>
       <w:tab/>
       <w:tab/>
-      <w:t>2026-04-24</w:t>
+      <w:t>2026-04-25</w:t>
       <w:br/>
       <w:br/>
     </w:r>

--- a/tillsyn/A 11372-2026 tillsynsbegäran.docx
+++ b/tillsyn/A 11372-2026 tillsynsbegäran.docx
@@ -575,7 +575,7 @@
     <w:r>
       <w:tab/>
       <w:tab/>
-      <w:t>2026-04-25</w:t>
+      <w:t>2026-04-26</w:t>
       <w:br/>
       <w:br/>
     </w:r>

--- a/tillsyn/A 11372-2026 tillsynsbegäran.docx
+++ b/tillsyn/A 11372-2026 tillsynsbegäran.docx
@@ -575,7 +575,7 @@
     <w:r>
       <w:tab/>
       <w:tab/>
-      <w:t>2026-04-26</w:t>
+      <w:t>2026-04-27</w:t>
       <w:br/>
       <w:br/>
     </w:r>

--- a/tillsyn/A 11372-2026 tillsynsbegäran.docx
+++ b/tillsyn/A 11372-2026 tillsynsbegäran.docx
@@ -575,7 +575,7 @@
     <w:r>
       <w:tab/>
       <w:tab/>
-      <w:t>2026-04-27</w:t>
+      <w:t>2026-04-28</w:t>
       <w:br/>
       <w:br/>
     </w:r>

--- a/tillsyn/A 11372-2026 tillsynsbegäran.docx
+++ b/tillsyn/A 11372-2026 tillsynsbegäran.docx
@@ -575,7 +575,7 @@
     <w:r>
       <w:tab/>
       <w:tab/>
-      <w:t>2026-04-28</w:t>
+      <w:t>2026-04-29</w:t>
       <w:br/>
       <w:br/>
     </w:r>

--- a/tillsyn/A 11372-2026 tillsynsbegäran.docx
+++ b/tillsyn/A 11372-2026 tillsynsbegäran.docx
@@ -575,7 +575,7 @@
     <w:r>
       <w:tab/>
       <w:tab/>
-      <w:t>2026-04-29</w:t>
+      <w:t>2026-04-30</w:t>
       <w:br/>
       <w:br/>
     </w:r>

--- a/tillsyn/A 11372-2026 tillsynsbegäran.docx
+++ b/tillsyn/A 11372-2026 tillsynsbegäran.docx
@@ -575,7 +575,7 @@
     <w:r>
       <w:tab/>
       <w:tab/>
-      <w:t>2026-04-30</w:t>
+      <w:t>2026-05-01</w:t>
       <w:br/>
       <w:br/>
     </w:r>

--- a/tillsyn/A 11372-2026 tillsynsbegäran.docx
+++ b/tillsyn/A 11372-2026 tillsynsbegäran.docx
@@ -575,7 +575,7 @@
     <w:r>
       <w:tab/>
       <w:tab/>
-      <w:t>2026-05-01</w:t>
+      <w:t>2026-05-02</w:t>
       <w:br/>
       <w:br/>
     </w:r>

--- a/tillsyn/A 11372-2026 tillsynsbegäran.docx
+++ b/tillsyn/A 11372-2026 tillsynsbegäran.docx
@@ -575,7 +575,7 @@
     <w:r>
       <w:tab/>
       <w:tab/>
-      <w:t>2026-05-16</w:t>
+      <w:t>2026-05-17</w:t>
       <w:br/>
       <w:br/>
     </w:r>

--- a/tillsyn/A 11372-2026 tillsynsbegäran.docx
+++ b/tillsyn/A 11372-2026 tillsynsbegäran.docx
@@ -575,7 +575,7 @@
     <w:r>
       <w:tab/>
       <w:tab/>
-      <w:t>2026-05-17</w:t>
+      <w:t>2026-05-18</w:t>
       <w:br/>
       <w:br/>
     </w:r>

--- a/tillsyn/A 11372-2026 tillsynsbegäran.docx
+++ b/tillsyn/A 11372-2026 tillsynsbegäran.docx
@@ -575,7 +575,7 @@
     <w:r>
       <w:tab/>
       <w:tab/>
-      <w:t>2026-05-18</w:t>
+      <w:t>2026-05-19</w:t>
       <w:br/>
       <w:br/>
     </w:r>

--- a/tillsyn/A 11372-2026 tillsynsbegäran.docx
+++ b/tillsyn/A 11372-2026 tillsynsbegäran.docx
@@ -575,7 +575,7 @@
     <w:r>
       <w:tab/>
       <w:tab/>
-      <w:t>2026-05-19</w:t>
+      <w:t>2026-05-20</w:t>
       <w:br/>
       <w:br/>
     </w:r>

--- a/tillsyn/A 11372-2026 tillsynsbegäran.docx
+++ b/tillsyn/A 11372-2026 tillsynsbegäran.docx
@@ -575,7 +575,7 @@
     <w:r>
       <w:tab/>
       <w:tab/>
-      <w:t>2026-05-20</w:t>
+      <w:t>2026-05-21</w:t>
       <w:br/>
       <w:br/>
     </w:r>

--- a/tillsyn/A 11372-2026 tillsynsbegäran.docx
+++ b/tillsyn/A 11372-2026 tillsynsbegäran.docx
@@ -575,7 +575,7 @@
     <w:r>
       <w:tab/>
       <w:tab/>
-      <w:t>2026-05-21</w:t>
+      <w:t>2026-05-22</w:t>
       <w:br/>
       <w:br/>
     </w:r>

--- a/tillsyn/A 11372-2026 tillsynsbegäran.docx
+++ b/tillsyn/A 11372-2026 tillsynsbegäran.docx
@@ -575,7 +575,7 @@
     <w:r>
       <w:tab/>
       <w:tab/>
-      <w:t>2026-05-22</w:t>
+      <w:t>2026-05-23</w:t>
       <w:br/>
       <w:br/>
     </w:r>

--- a/tillsyn/A 11372-2026 tillsynsbegäran.docx
+++ b/tillsyn/A 11372-2026 tillsynsbegäran.docx
@@ -575,7 +575,7 @@
     <w:r>
       <w:tab/>
       <w:tab/>
-      <w:t>2026-05-23</w:t>
+      <w:t>2026-05-24</w:t>
       <w:br/>
       <w:br/>
     </w:r>

--- a/tillsyn/A 11372-2026 tillsynsbegäran.docx
+++ b/tillsyn/A 11372-2026 tillsynsbegäran.docx
@@ -575,7 +575,7 @@
     <w:r>
       <w:tab/>
       <w:tab/>
-      <w:t>2026-05-24</w:t>
+      <w:t>2026-05-25</w:t>
       <w:br/>
       <w:br/>
     </w:r>

--- a/tillsyn/A 11372-2026 tillsynsbegäran.docx
+++ b/tillsyn/A 11372-2026 tillsynsbegäran.docx
@@ -575,7 +575,7 @@
     <w:r>
       <w:tab/>
       <w:tab/>
-      <w:t>2026-05-25</w:t>
+      <w:t>2026-05-26</w:t>
       <w:br/>
       <w:br/>
     </w:r>

--- a/tillsyn/A 11372-2026 tillsynsbegäran.docx
+++ b/tillsyn/A 11372-2026 tillsynsbegäran.docx
@@ -575,7 +575,7 @@
     <w:r>
       <w:tab/>
       <w:tab/>
-      <w:t>2026-05-26</w:t>
+      <w:t>2026-05-27</w:t>
       <w:br/>
       <w:br/>
     </w:r>

--- a/tillsyn/A 11372-2026 tillsynsbegäran.docx
+++ b/tillsyn/A 11372-2026 tillsynsbegäran.docx
@@ -575,7 +575,7 @@
     <w:r>
       <w:tab/>
       <w:tab/>
-      <w:t>2026-05-27</w:t>
+      <w:t>2026-05-28</w:t>
       <w:br/>
       <w:br/>
     </w:r>

--- a/tillsyn/A 11372-2026 tillsynsbegäran.docx
+++ b/tillsyn/A 11372-2026 tillsynsbegäran.docx
@@ -575,7 +575,7 @@
     <w:r>
       <w:tab/>
       <w:tab/>
-      <w:t>2026-05-28</w:t>
+      <w:t>2026-05-29</w:t>
       <w:br/>
       <w:br/>
     </w:r>

--- a/tillsyn/A 11372-2026 tillsynsbegäran.docx
+++ b/tillsyn/A 11372-2026 tillsynsbegäran.docx
@@ -575,7 +575,7 @@
     <w:r>
       <w:tab/>
       <w:tab/>
-      <w:t>2026-05-29</w:t>
+      <w:t>2026-05-30</w:t>
       <w:br/>
       <w:br/>
     </w:r>

--- a/tillsyn/A 11372-2026 tillsynsbegäran.docx
+++ b/tillsyn/A 11372-2026 tillsynsbegäran.docx
@@ -575,7 +575,7 @@
     <w:r>
       <w:tab/>
       <w:tab/>
-      <w:t>2026-05-30</w:t>
+      <w:t>2026-05-31</w:t>
       <w:br/>
       <w:br/>
     </w:r>

--- a/tillsyn/A 11372-2026 tillsynsbegäran.docx
+++ b/tillsyn/A 11372-2026 tillsynsbegäran.docx
@@ -575,7 +575,7 @@
     <w:r>
       <w:tab/>
       <w:tab/>
-      <w:t>2026-05-31</w:t>
+      <w:t>2026-06-01</w:t>
       <w:br/>
       <w:br/>
     </w:r>

--- a/tillsyn/A 11372-2026 tillsynsbegäran.docx
+++ b/tillsyn/A 11372-2026 tillsynsbegäran.docx
@@ -575,7 +575,7 @@
     <w:r>
       <w:tab/>
       <w:tab/>
-      <w:t>2026-06-01</w:t>
+      <w:t>2026-06-02</w:t>
       <w:br/>
       <w:br/>
     </w:r>

--- a/tillsyn/A 11372-2026 tillsynsbegäran.docx
+++ b/tillsyn/A 11372-2026 tillsynsbegäran.docx
@@ -575,7 +575,7 @@
     <w:r>
       <w:tab/>
       <w:tab/>
-      <w:t>2026-06-02</w:t>
+      <w:t>2026-06-03</w:t>
       <w:br/>
       <w:br/>
     </w:r>

--- a/tillsyn/A 11372-2026 tillsynsbegäran.docx
+++ b/tillsyn/A 11372-2026 tillsynsbegäran.docx
@@ -575,7 +575,7 @@
     <w:r>
       <w:tab/>
       <w:tab/>
-      <w:t>2026-06-03</w:t>
+      <w:t>2026-06-04</w:t>
       <w:br/>
       <w:br/>
     </w:r>

--- a/tillsyn/A 11372-2026 tillsynsbegäran.docx
+++ b/tillsyn/A 11372-2026 tillsynsbegäran.docx
@@ -575,7 +575,7 @@
     <w:r>
       <w:tab/>
       <w:tab/>
-      <w:t>2026-06-04</w:t>
+      <w:t>2026-06-05</w:t>
       <w:br/>
       <w:br/>
     </w:r>

--- a/tillsyn/A 11372-2026 tillsynsbegäran.docx
+++ b/tillsyn/A 11372-2026 tillsynsbegäran.docx
@@ -575,7 +575,7 @@
     <w:r>
       <w:tab/>
       <w:tab/>
-      <w:t>2026-06-05</w:t>
+      <w:t>2026-06-06</w:t>
       <w:br/>
       <w:br/>
     </w:r>

--- a/tillsyn/A 11372-2026 tillsynsbegäran.docx
+++ b/tillsyn/A 11372-2026 tillsynsbegäran.docx
@@ -575,7 +575,7 @@
     <w:r>
       <w:tab/>
       <w:tab/>
-      <w:t>2026-06-06</w:t>
+      <w:t>2026-06-07</w:t>
       <w:br/>
       <w:br/>
     </w:r>

--- a/tillsyn/A 11372-2026 tillsynsbegäran.docx
+++ b/tillsyn/A 11372-2026 tillsynsbegäran.docx
@@ -575,7 +575,7 @@
     <w:r>
       <w:tab/>
       <w:tab/>
-      <w:t>2026-06-07</w:t>
+      <w:t>2026-06-08</w:t>
       <w:br/>
       <w:br/>
     </w:r>

--- a/tillsyn/A 11372-2026 tillsynsbegäran.docx
+++ b/tillsyn/A 11372-2026 tillsynsbegäran.docx
@@ -575,7 +575,7 @@
     <w:r>
       <w:tab/>
       <w:tab/>
-      <w:t>2026-06-08</w:t>
+      <w:t>2026-06-09</w:t>
       <w:br/>
       <w:br/>
     </w:r>

--- a/tillsyn/A 11372-2026 tillsynsbegäran.docx
+++ b/tillsyn/A 11372-2026 tillsynsbegäran.docx
@@ -575,7 +575,7 @@
     <w:r>
       <w:tab/>
       <w:tab/>
-      <w:t>2026-06-09</w:t>
+      <w:t>2026-06-10</w:t>
       <w:br/>
       <w:br/>
     </w:r>

--- a/tillsyn/A 11372-2026 tillsynsbegäran.docx
+++ b/tillsyn/A 11372-2026 tillsynsbegäran.docx
@@ -575,7 +575,7 @@
     <w:r>
       <w:tab/>
       <w:tab/>
-      <w:t>2026-06-10</w:t>
+      <w:t>2026-06-11</w:t>
       <w:br/>
       <w:br/>
     </w:r>

--- a/tillsyn/A 11372-2026 tillsynsbegäran.docx
+++ b/tillsyn/A 11372-2026 tillsynsbegäran.docx
@@ -575,7 +575,7 @@
     <w:r>
       <w:tab/>
       <w:tab/>
-      <w:t>2026-06-11</w:t>
+      <w:t>2026-06-12</w:t>
       <w:br/>
       <w:br/>
     </w:r>
